--- a/Science Books/QED Course/Lesson 03 Special Relativity.docx
+++ b/Science Books/QED Course/Lesson 03 Special Relativity.docx
@@ -622,7 +622,133 @@
       <m:oMathPara>
         <m:oMath>
           <m:r>
-            <m:t xml:space="preserve">cΔt = 2√(L² + (vΔt/2)²)  ⇒  Δt = Δτ / √(1 − v²/c²) = γΔτ</m:t>
+            <m:t xml:space="preserve">cΔt</m:t>
+          </m:r>
+          <m:r>
+            <m:t xml:space="preserve">=</m:t>
+          </m:r>
+          <m:r>
+            <m:t xml:space="preserve">2√</m:t>
+          </m:r>
+          <m:d>
+            <m:dPr/>
+            <m:e>
+              <m:sSup>
+                <m:e>
+                  <m:r>
+                    <m:t xml:space="preserve">L</m:t>
+                  </m:r>
+                </m:e>
+                <m:sup>
+                  <m:r>
+                    <m:t xml:space="preserve">2</m:t>
+                  </m:r>
+                </m:sup>
+              </m:sSup>
+              <m:r>
+                <m:t xml:space="preserve">+</m:t>
+              </m:r>
+              <m:sSup>
+                <m:e>
+                  <m:d>
+                    <m:dPr/>
+                    <m:e>
+                      <m:f>
+                        <m:num>
+                          <m:r>
+                            <m:t xml:space="preserve">vΔt</m:t>
+                          </m:r>
+                        </m:num>
+                        <m:den>
+                          <m:r>
+                            <m:t xml:space="preserve">2</m:t>
+                          </m:r>
+                        </m:den>
+                      </m:f>
+                    </m:e>
+                  </m:d>
+                </m:e>
+                <m:sup>
+                  <m:r>
+                    <m:t xml:space="preserve">2</m:t>
+                  </m:r>
+                </m:sup>
+              </m:sSup>
+            </m:e>
+          </m:d>
+          <m:r>
+            <m:t xml:space="preserve"> </m:t>
+          </m:r>
+          <m:r>
+            <m:t xml:space="preserve">⇒</m:t>
+          </m:r>
+          <m:r>
+            <m:t xml:space="preserve"> </m:t>
+          </m:r>
+          <m:r>
+            <m:t xml:space="preserve">Δt</m:t>
+          </m:r>
+          <m:r>
+            <m:t xml:space="preserve">=</m:t>
+          </m:r>
+          <m:f>
+            <m:num>
+              <m:r>
+                <m:t xml:space="preserve">Δτ</m:t>
+              </m:r>
+            </m:num>
+            <m:den>
+              <m:r>
+                <m:t xml:space="preserve">√</m:t>
+              </m:r>
+              <m:d>
+                <m:dPr/>
+                <m:e>
+                  <m:r>
+                    <m:t xml:space="preserve">1</m:t>
+                  </m:r>
+                  <m:r>
+                    <m:t xml:space="preserve">−</m:t>
+                  </m:r>
+                  <m:f>
+                    <m:num>
+                      <m:sSup>
+                        <m:e>
+                          <m:r>
+                            <m:t xml:space="preserve">v</m:t>
+                          </m:r>
+                        </m:e>
+                        <m:sup>
+                          <m:r>
+                            <m:t xml:space="preserve">2</m:t>
+                          </m:r>
+                        </m:sup>
+                      </m:sSup>
+                    </m:num>
+                    <m:den>
+                      <m:sSup>
+                        <m:e>
+                          <m:r>
+                            <m:t xml:space="preserve">c</m:t>
+                          </m:r>
+                        </m:e>
+                        <m:sup>
+                          <m:r>
+                            <m:t xml:space="preserve">2</m:t>
+                          </m:r>
+                        </m:sup>
+                      </m:sSup>
+                    </m:den>
+                  </m:f>
+                </m:e>
+              </m:d>
+            </m:den>
+          </m:f>
+          <m:r>
+            <m:t xml:space="preserve">=</m:t>
+          </m:r>
+          <m:r>
+            <m:t xml:space="preserve">γΔτ</m:t>
           </m:r>
         </m:oMath>
       </m:oMathPara>
@@ -666,8 +792,32 @@
       <m:oMathPara>
         <m:oMath>
           <m:r>
-            <m:t xml:space="preserve">L = L₀/γ</m:t>
+            <m:t xml:space="preserve">L</m:t>
           </m:r>
+          <m:r>
+            <m:t xml:space="preserve">=</m:t>
+          </m:r>
+          <m:f>
+            <m:num>
+              <m:sSub>
+                <m:e>
+                  <m:r>
+                    <m:t xml:space="preserve">L</m:t>
+                  </m:r>
+                </m:e>
+                <m:sub>
+                  <m:r>
+                    <m:t xml:space="preserve">0</m:t>
+                  </m:r>
+                </m:sub>
+              </m:sSub>
+            </m:num>
+            <m:den>
+              <m:r>
+                <m:t xml:space="preserve">γ</m:t>
+              </m:r>
+            </m:den>
+          </m:f>
         </m:oMath>
       </m:oMathPara>
     </w:p>
@@ -718,8 +868,54 @@
       <m:oMathPara>
         <m:oMath>
           <m:r>
-            <m:t xml:space="preserve">x′ = γ(x − vt),    x = γ(x′ + vt′)</m:t>
+            <m:t xml:space="preserve">x′</m:t>
           </m:r>
+          <m:r>
+            <m:t xml:space="preserve">=</m:t>
+          </m:r>
+          <m:r>
+            <m:t xml:space="preserve">γ</m:t>
+          </m:r>
+          <m:d>
+            <m:dPr/>
+            <m:e>
+              <m:r>
+                <m:t xml:space="preserve">x</m:t>
+              </m:r>
+              <m:r>
+                <m:t xml:space="preserve">−</m:t>
+              </m:r>
+              <m:r>
+                <m:t xml:space="preserve">vt</m:t>
+              </m:r>
+            </m:e>
+          </m:d>
+          <m:r>
+            <m:t xml:space="preserve">,</m:t>
+          </m:r>
+          <m:r>
+            <m:t xml:space="preserve">x</m:t>
+          </m:r>
+          <m:r>
+            <m:t xml:space="preserve">=</m:t>
+          </m:r>
+          <m:r>
+            <m:t xml:space="preserve">γ</m:t>
+          </m:r>
+          <m:d>
+            <m:dPr/>
+            <m:e>
+              <m:r>
+                <m:t xml:space="preserve">x′</m:t>
+              </m:r>
+              <m:r>
+                <m:t xml:space="preserve">+</m:t>
+              </m:r>
+              <m:r>
+                <m:t xml:space="preserve">vt′</m:t>
+              </m:r>
+            </m:e>
+          </m:d>
         </m:oMath>
       </m:oMathPara>
     </w:p>
@@ -736,8 +932,64 @@
       <m:oMathPara>
         <m:oMath>
           <m:r>
-            <m:t xml:space="preserve">γ = 1/√(1 − v²/c²)</m:t>
+            <m:t xml:space="preserve">γ</m:t>
           </m:r>
+          <m:r>
+            <m:t xml:space="preserve">=</m:t>
+          </m:r>
+          <m:f>
+            <m:num>
+              <m:r>
+                <m:t xml:space="preserve">1</m:t>
+              </m:r>
+            </m:num>
+            <m:den>
+              <m:r>
+                <m:t xml:space="preserve">√</m:t>
+              </m:r>
+              <m:d>
+                <m:dPr/>
+                <m:e>
+                  <m:r>
+                    <m:t xml:space="preserve">1</m:t>
+                  </m:r>
+                  <m:r>
+                    <m:t xml:space="preserve">−</m:t>
+                  </m:r>
+                  <m:f>
+                    <m:num>
+                      <m:sSup>
+                        <m:e>
+                          <m:r>
+                            <m:t xml:space="preserve">v</m:t>
+                          </m:r>
+                        </m:e>
+                        <m:sup>
+                          <m:r>
+                            <m:t xml:space="preserve">2</m:t>
+                          </m:r>
+                        </m:sup>
+                      </m:sSup>
+                    </m:num>
+                    <m:den>
+                      <m:sSup>
+                        <m:e>
+                          <m:r>
+                            <m:t xml:space="preserve">c</m:t>
+                          </m:r>
+                        </m:e>
+                        <m:sup>
+                          <m:r>
+                            <m:t xml:space="preserve">2</m:t>
+                          </m:r>
+                        </m:sup>
+                      </m:sSup>
+                    </m:den>
+                  </m:f>
+                </m:e>
+              </m:d>
+            </m:den>
+          </m:f>
         </m:oMath>
       </m:oMathPara>
     </w:p>
@@ -754,7 +1006,95 @@
       <m:oMathPara>
         <m:oMath>
           <m:r>
-            <m:t xml:space="preserve">t′ = γ(t − vx/c²),    x′ = γ(x − vt),    y′ = y,    z′ = z</m:t>
+            <m:t xml:space="preserve">t′</m:t>
+          </m:r>
+          <m:r>
+            <m:t xml:space="preserve">=</m:t>
+          </m:r>
+          <m:r>
+            <m:t xml:space="preserve">γ</m:t>
+          </m:r>
+          <m:d>
+            <m:dPr/>
+            <m:e>
+              <m:r>
+                <m:t xml:space="preserve">t</m:t>
+              </m:r>
+              <m:r>
+                <m:t xml:space="preserve">−</m:t>
+              </m:r>
+              <m:f>
+                <m:num>
+                  <m:r>
+                    <m:t xml:space="preserve">vx</m:t>
+                  </m:r>
+                </m:num>
+                <m:den>
+                  <m:sSup>
+                    <m:e>
+                      <m:r>
+                        <m:t xml:space="preserve">c</m:t>
+                      </m:r>
+                    </m:e>
+                    <m:sup>
+                      <m:r>
+                        <m:t xml:space="preserve">2</m:t>
+                      </m:r>
+                    </m:sup>
+                  </m:sSup>
+                </m:den>
+              </m:f>
+            </m:e>
+          </m:d>
+          <m:r>
+            <m:t xml:space="preserve">,</m:t>
+          </m:r>
+          <m:r>
+            <m:t xml:space="preserve">x′</m:t>
+          </m:r>
+          <m:r>
+            <m:t xml:space="preserve">=</m:t>
+          </m:r>
+          <m:r>
+            <m:t xml:space="preserve">γ</m:t>
+          </m:r>
+          <m:d>
+            <m:dPr/>
+            <m:e>
+              <m:r>
+                <m:t xml:space="preserve">x</m:t>
+              </m:r>
+              <m:r>
+                <m:t xml:space="preserve">−</m:t>
+              </m:r>
+              <m:r>
+                <m:t xml:space="preserve">vt</m:t>
+              </m:r>
+            </m:e>
+          </m:d>
+          <m:r>
+            <m:t xml:space="preserve">,</m:t>
+          </m:r>
+          <m:r>
+            <m:t xml:space="preserve">y′</m:t>
+          </m:r>
+          <m:r>
+            <m:t xml:space="preserve">=</m:t>
+          </m:r>
+          <m:r>
+            <m:t xml:space="preserve">y</m:t>
+          </m:r>
+          <m:r>
+            <m:t xml:space="preserve">,</m:t>
+          </m:r>
+          <m:r>
+            <m:t xml:space="preserve">z′</m:t>
+          </m:r>
+          <m:r>
+            <m:t xml:space="preserve">=</m:t>
+          </m:r>
+          <m:r>
+            <m:t xml:space="preserve">z</m:t>
           </m:r>
         </m:oMath>
       </m:oMathPara>
@@ -798,8 +1138,53 @@
       <m:oMathPara>
         <m:oMath>
           <m:r>
-            <m:t xml:space="preserve">u′ = (u − v) / (1 − uv/c²)</m:t>
+            <m:t xml:space="preserve">u′</m:t>
           </m:r>
+          <m:r>
+            <m:t xml:space="preserve">=</m:t>
+          </m:r>
+          <m:f>
+            <m:num>
+              <m:r>
+                <m:t xml:space="preserve">u</m:t>
+              </m:r>
+              <m:r>
+                <m:t xml:space="preserve">−</m:t>
+              </m:r>
+              <m:r>
+                <m:t xml:space="preserve">v</m:t>
+              </m:r>
+            </m:num>
+            <m:den>
+              <m:r>
+                <m:t xml:space="preserve">1</m:t>
+              </m:r>
+              <m:r>
+                <m:t xml:space="preserve">−</m:t>
+              </m:r>
+              <m:f>
+                <m:num>
+                  <m:r>
+                    <m:t xml:space="preserve">uv</m:t>
+                  </m:r>
+                </m:num>
+                <m:den>
+                  <m:sSup>
+                    <m:e>
+                      <m:r>
+                        <m:t xml:space="preserve">c</m:t>
+                      </m:r>
+                    </m:e>
+                    <m:sup>
+                      <m:r>
+                        <m:t xml:space="preserve">2</m:t>
+                      </m:r>
+                    </m:sup>
+                  </m:sSup>
+                </m:den>
+              </m:f>
+            </m:den>
+          </m:f>
         </m:oMath>
       </m:oMathPara>
     </w:p>
@@ -849,9 +1234,241 @@
       </w:pPr>
       <m:oMathPara>
         <m:oMath>
+          <m:sSup>
+            <m:e>
+              <m:r>
+                <m:t xml:space="preserve">c</m:t>
+              </m:r>
+            </m:e>
+            <m:sup>
+              <m:r>
+                <m:t xml:space="preserve">2</m:t>
+              </m:r>
+            </m:sup>
+          </m:sSup>
+          <m:sSup>
+            <m:e>
+              <m:r>
+                <m:t xml:space="preserve">t′</m:t>
+              </m:r>
+            </m:e>
+            <m:sup>
+              <m:r>
+                <m:t xml:space="preserve">2</m:t>
+              </m:r>
+            </m:sup>
+          </m:sSup>
           <m:r>
-            <m:t xml:space="preserve">c²t′² − x′² = γ²[(ct − βx)² − (x − βct)²] = γ²(1 − β²)(c²t² − x²) = c²t² − x²</m:t>
+            <m:t xml:space="preserve">−</m:t>
           </m:r>
+          <m:sSup>
+            <m:e>
+              <m:r>
+                <m:t xml:space="preserve">x′</m:t>
+              </m:r>
+            </m:e>
+            <m:sup>
+              <m:r>
+                <m:t xml:space="preserve">2</m:t>
+              </m:r>
+            </m:sup>
+          </m:sSup>
+          <m:r>
+            <m:t xml:space="preserve">=</m:t>
+          </m:r>
+          <m:sSup>
+            <m:e>
+              <m:r>
+                <m:t xml:space="preserve">γ</m:t>
+              </m:r>
+            </m:e>
+            <m:sup>
+              <m:r>
+                <m:t xml:space="preserve">2</m:t>
+              </m:r>
+            </m:sup>
+          </m:sSup>
+          <m:d>
+            <m:dPr>
+              <m:begChr m:val="["/>
+              <m:endChr m:val="]"/>
+            </m:dPr>
+            <m:e>
+              <m:sSup>
+                <m:e>
+                  <m:d>
+                    <m:dPr/>
+                    <m:e>
+                      <m:r>
+                        <m:t xml:space="preserve">ct</m:t>
+                      </m:r>
+                      <m:r>
+                        <m:t xml:space="preserve">−</m:t>
+                      </m:r>
+                      <m:r>
+                        <m:t xml:space="preserve">βx</m:t>
+                      </m:r>
+                    </m:e>
+                  </m:d>
+                </m:e>
+                <m:sup>
+                  <m:r>
+                    <m:t xml:space="preserve">2</m:t>
+                  </m:r>
+                </m:sup>
+              </m:sSup>
+              <m:r>
+                <m:t xml:space="preserve">−</m:t>
+              </m:r>
+              <m:sSup>
+                <m:e>
+                  <m:d>
+                    <m:dPr/>
+                    <m:e>
+                      <m:r>
+                        <m:t xml:space="preserve">x</m:t>
+                      </m:r>
+                      <m:r>
+                        <m:t xml:space="preserve">−</m:t>
+                      </m:r>
+                      <m:r>
+                        <m:t xml:space="preserve">βct</m:t>
+                      </m:r>
+                    </m:e>
+                  </m:d>
+                </m:e>
+                <m:sup>
+                  <m:r>
+                    <m:t xml:space="preserve">2</m:t>
+                  </m:r>
+                </m:sup>
+              </m:sSup>
+            </m:e>
+          </m:d>
+          <m:r>
+            <m:t xml:space="preserve">=</m:t>
+          </m:r>
+          <m:sSup>
+            <m:e>
+              <m:r>
+                <m:t xml:space="preserve">γ</m:t>
+              </m:r>
+            </m:e>
+            <m:sup>
+              <m:r>
+                <m:t xml:space="preserve">2</m:t>
+              </m:r>
+            </m:sup>
+          </m:sSup>
+          <m:d>
+            <m:dPr/>
+            <m:e>
+              <m:r>
+                <m:t xml:space="preserve">1</m:t>
+              </m:r>
+              <m:r>
+                <m:t xml:space="preserve">−</m:t>
+              </m:r>
+              <m:sSup>
+                <m:e>
+                  <m:r>
+                    <m:t xml:space="preserve">β</m:t>
+                  </m:r>
+                </m:e>
+                <m:sup>
+                  <m:r>
+                    <m:t xml:space="preserve">2</m:t>
+                  </m:r>
+                </m:sup>
+              </m:sSup>
+            </m:e>
+          </m:d>
+          <m:d>
+            <m:dPr/>
+            <m:e>
+              <m:sSup>
+                <m:e>
+                  <m:r>
+                    <m:t xml:space="preserve">c</m:t>
+                  </m:r>
+                </m:e>
+                <m:sup>
+                  <m:r>
+                    <m:t xml:space="preserve">2</m:t>
+                  </m:r>
+                </m:sup>
+              </m:sSup>
+              <m:sSup>
+                <m:e>
+                  <m:r>
+                    <m:t xml:space="preserve">t</m:t>
+                  </m:r>
+                </m:e>
+                <m:sup>
+                  <m:r>
+                    <m:t xml:space="preserve">2</m:t>
+                  </m:r>
+                </m:sup>
+              </m:sSup>
+              <m:r>
+                <m:t xml:space="preserve">−</m:t>
+              </m:r>
+              <m:sSup>
+                <m:e>
+                  <m:r>
+                    <m:t xml:space="preserve">x</m:t>
+                  </m:r>
+                </m:e>
+                <m:sup>
+                  <m:r>
+                    <m:t xml:space="preserve">2</m:t>
+                  </m:r>
+                </m:sup>
+              </m:sSup>
+            </m:e>
+          </m:d>
+          <m:r>
+            <m:t xml:space="preserve">=</m:t>
+          </m:r>
+          <m:sSup>
+            <m:e>
+              <m:r>
+                <m:t xml:space="preserve">c</m:t>
+              </m:r>
+            </m:e>
+            <m:sup>
+              <m:r>
+                <m:t xml:space="preserve">2</m:t>
+              </m:r>
+            </m:sup>
+          </m:sSup>
+          <m:sSup>
+            <m:e>
+              <m:r>
+                <m:t xml:space="preserve">t</m:t>
+              </m:r>
+            </m:e>
+            <m:sup>
+              <m:r>
+                <m:t xml:space="preserve">2</m:t>
+              </m:r>
+            </m:sup>
+          </m:sSup>
+          <m:r>
+            <m:t xml:space="preserve">−</m:t>
+          </m:r>
+          <m:sSup>
+            <m:e>
+              <m:r>
+                <m:t xml:space="preserve">x</m:t>
+              </m:r>
+            </m:e>
+            <m:sup>
+              <m:r>
+                <m:t xml:space="preserve">2</m:t>
+              </m:r>
+            </m:sup>
+          </m:sSup>
         </m:oMath>
       </m:oMathPara>
     </w:p>
@@ -1138,9 +1755,93 @@
       </w:pPr>
       <m:oMathPara>
         <m:oMath>
+          <m:sSup>
+            <m:e>
+              <m:r>
+                <m:t xml:space="preserve">dτ</m:t>
+              </m:r>
+            </m:e>
+            <m:sup>
+              <m:r>
+                <m:t xml:space="preserve">2</m:t>
+              </m:r>
+            </m:sup>
+          </m:sSup>
           <m:r>
-            <m:t xml:space="preserve">dτ² = dt² − dx²/c²  ⇒  dτ = dt/γ</m:t>
+            <m:t xml:space="preserve">=</m:t>
           </m:r>
+          <m:sSup>
+            <m:e>
+              <m:r>
+                <m:t xml:space="preserve">dt</m:t>
+              </m:r>
+            </m:e>
+            <m:sup>
+              <m:r>
+                <m:t xml:space="preserve">2</m:t>
+              </m:r>
+            </m:sup>
+          </m:sSup>
+          <m:r>
+            <m:t xml:space="preserve">−</m:t>
+          </m:r>
+          <m:f>
+            <m:num>
+              <m:sSup>
+                <m:e>
+                  <m:r>
+                    <m:t xml:space="preserve">dx</m:t>
+                  </m:r>
+                </m:e>
+                <m:sup>
+                  <m:r>
+                    <m:t xml:space="preserve">2</m:t>
+                  </m:r>
+                </m:sup>
+              </m:sSup>
+            </m:num>
+            <m:den>
+              <m:sSup>
+                <m:e>
+                  <m:r>
+                    <m:t xml:space="preserve">c</m:t>
+                  </m:r>
+                </m:e>
+                <m:sup>
+                  <m:r>
+                    <m:t xml:space="preserve">2</m:t>
+                  </m:r>
+                </m:sup>
+              </m:sSup>
+            </m:den>
+          </m:f>
+          <m:r>
+            <m:t xml:space="preserve"> </m:t>
+          </m:r>
+          <m:r>
+            <m:t xml:space="preserve">⇒</m:t>
+          </m:r>
+          <m:r>
+            <m:t xml:space="preserve"> </m:t>
+          </m:r>
+          <m:r>
+            <m:t xml:space="preserve">dτ</m:t>
+          </m:r>
+          <m:r>
+            <m:t xml:space="preserve">=</m:t>
+          </m:r>
+          <m:f>
+            <m:num>
+              <m:r>
+                <m:t xml:space="preserve">dt</m:t>
+              </m:r>
+            </m:num>
+            <m:den>
+              <m:r>
+                <m:t xml:space="preserve">γ</m:t>
+              </m:r>
+            </m:den>
+          </m:f>
         </m:oMath>
       </m:oMathPara>
     </w:p>
@@ -1170,8 +1871,98 @@
       <m:oMathPara>
         <m:oMath>
           <m:r>
-            <m:t xml:space="preserve">ct′ = ct cosh φ − x sinh φ,    x′ = x cosh φ − ct sinh φ</m:t>
+            <m:t xml:space="preserve">ct′</m:t>
           </m:r>
+          <m:r>
+            <m:t xml:space="preserve">=</m:t>
+          </m:r>
+          <m:r>
+            <m:t xml:space="preserve">ct</m:t>
+          </m:r>
+          <m:r>
+            <m:t xml:space="preserve"> </m:t>
+          </m:r>
+          <m:func>
+            <m:fName>
+              <m:r>
+                <m:t xml:space="preserve">cosh</m:t>
+              </m:r>
+            </m:fName>
+            <m:e>
+              <m:r>
+                <m:t xml:space="preserve">φ</m:t>
+              </m:r>
+            </m:e>
+          </m:func>
+          <m:r>
+            <m:t xml:space="preserve">−</m:t>
+          </m:r>
+          <m:r>
+            <m:t xml:space="preserve">x</m:t>
+          </m:r>
+          <m:r>
+            <m:t xml:space="preserve"> </m:t>
+          </m:r>
+          <m:func>
+            <m:fName>
+              <m:r>
+                <m:t xml:space="preserve">sinh</m:t>
+              </m:r>
+            </m:fName>
+            <m:e>
+              <m:r>
+                <m:t xml:space="preserve">φ</m:t>
+              </m:r>
+            </m:e>
+          </m:func>
+          <m:r>
+            <m:t xml:space="preserve">,</m:t>
+          </m:r>
+          <m:r>
+            <m:t xml:space="preserve">x′</m:t>
+          </m:r>
+          <m:r>
+            <m:t xml:space="preserve">=</m:t>
+          </m:r>
+          <m:r>
+            <m:t xml:space="preserve">x</m:t>
+          </m:r>
+          <m:r>
+            <m:t xml:space="preserve"> </m:t>
+          </m:r>
+          <m:func>
+            <m:fName>
+              <m:r>
+                <m:t xml:space="preserve">cosh</m:t>
+              </m:r>
+            </m:fName>
+            <m:e>
+              <m:r>
+                <m:t xml:space="preserve">φ</m:t>
+              </m:r>
+            </m:e>
+          </m:func>
+          <m:r>
+            <m:t xml:space="preserve">−</m:t>
+          </m:r>
+          <m:r>
+            <m:t xml:space="preserve">ct</m:t>
+          </m:r>
+          <m:r>
+            <m:t xml:space="preserve"> </m:t>
+          </m:r>
+          <m:func>
+            <m:fName>
+              <m:r>
+                <m:t xml:space="preserve">sinh</m:t>
+              </m:r>
+            </m:fName>
+            <m:e>
+              <m:r>
+                <m:t xml:space="preserve">φ</m:t>
+              </m:r>
+            </m:e>
+          </m:func>
         </m:oMath>
       </m:oMathPara>
     </w:p>
@@ -1222,7 +2013,34 @@
       <m:oMathPara>
         <m:oMath>
           <m:r>
-            <m:t xml:space="preserve">p = m dx/dτ = γmv</m:t>
+            <m:t xml:space="preserve">p</m:t>
+          </m:r>
+          <m:r>
+            <m:t xml:space="preserve">=</m:t>
+          </m:r>
+          <m:r>
+            <m:t xml:space="preserve">m</m:t>
+          </m:r>
+          <m:r>
+            <m:t xml:space="preserve"> </m:t>
+          </m:r>
+          <m:f>
+            <m:num>
+              <m:r>
+                <m:t xml:space="preserve">dx</m:t>
+              </m:r>
+            </m:num>
+            <m:den>
+              <m:r>
+                <m:t xml:space="preserve">dτ</m:t>
+              </m:r>
+            </m:den>
+          </m:f>
+          <m:r>
+            <m:t xml:space="preserve">=</m:t>
+          </m:r>
+          <m:r>
+            <m:t xml:space="preserve">γmv</m:t>
           </m:r>
         </m:oMath>
       </m:oMathPara>
@@ -1253,8 +2071,79 @@
       <m:oMathPara>
         <m:oMath>
           <m:r>
-            <m:t xml:space="preserve">E = γmc²,    T = E − mc² = (γ − 1)mc²</m:t>
+            <m:t xml:space="preserve">E</m:t>
           </m:r>
+          <m:r>
+            <m:t xml:space="preserve">=</m:t>
+          </m:r>
+          <m:sSup>
+            <m:e>
+              <m:r>
+                <m:t xml:space="preserve">γmc</m:t>
+              </m:r>
+            </m:e>
+            <m:sup>
+              <m:r>
+                <m:t xml:space="preserve">2</m:t>
+              </m:r>
+            </m:sup>
+          </m:sSup>
+          <m:r>
+            <m:t xml:space="preserve">,</m:t>
+          </m:r>
+          <m:r>
+            <m:t xml:space="preserve">T</m:t>
+          </m:r>
+          <m:r>
+            <m:t xml:space="preserve">=</m:t>
+          </m:r>
+          <m:r>
+            <m:t xml:space="preserve">E</m:t>
+          </m:r>
+          <m:r>
+            <m:t xml:space="preserve">−</m:t>
+          </m:r>
+          <m:sSup>
+            <m:e>
+              <m:r>
+                <m:t xml:space="preserve">mc</m:t>
+              </m:r>
+            </m:e>
+            <m:sup>
+              <m:r>
+                <m:t xml:space="preserve">2</m:t>
+              </m:r>
+            </m:sup>
+          </m:sSup>
+          <m:r>
+            <m:t xml:space="preserve">=</m:t>
+          </m:r>
+          <m:d>
+            <m:dPr/>
+            <m:e>
+              <m:r>
+                <m:t xml:space="preserve">γ</m:t>
+              </m:r>
+              <m:r>
+                <m:t xml:space="preserve">−</m:t>
+              </m:r>
+              <m:r>
+                <m:t xml:space="preserve">1</m:t>
+              </m:r>
+            </m:e>
+          </m:d>
+          <m:sSup>
+            <m:e>
+              <m:r>
+                <m:t xml:space="preserve">mc</m:t>
+              </m:r>
+            </m:e>
+            <m:sup>
+              <m:r>
+                <m:t xml:space="preserve">2</m:t>
+              </m:r>
+            </m:sup>
+          </m:sSup>
         </m:oMath>
       </m:oMathPara>
     </w:p>
@@ -1283,9 +2172,142 @@
       </w:pPr>
       <m:oMathPara>
         <m:oMath>
+          <m:sSup>
+            <m:e>
+              <m:r>
+                <m:t xml:space="preserve">E</m:t>
+              </m:r>
+            </m:e>
+            <m:sup>
+              <m:r>
+                <m:t xml:space="preserve">2</m:t>
+              </m:r>
+            </m:sup>
+          </m:sSup>
           <m:r>
-            <m:t xml:space="preserve">E² − |p|²c² = γ²m²c⁴(1 − β²) = m²c⁴</m:t>
+            <m:t xml:space="preserve">−</m:t>
           </m:r>
+          <m:sSup>
+            <m:e>
+              <m:d>
+                <m:dPr>
+                  <m:begChr m:val="|"/>
+                  <m:endChr m:val="|"/>
+                </m:dPr>
+                <m:e>
+                  <m:r>
+                    <m:t xml:space="preserve">p</m:t>
+                  </m:r>
+                </m:e>
+              </m:d>
+            </m:e>
+            <m:sup>
+              <m:r>
+                <m:t xml:space="preserve">2</m:t>
+              </m:r>
+            </m:sup>
+          </m:sSup>
+          <m:sSup>
+            <m:e>
+              <m:r>
+                <m:t xml:space="preserve">c</m:t>
+              </m:r>
+            </m:e>
+            <m:sup>
+              <m:r>
+                <m:t xml:space="preserve">2</m:t>
+              </m:r>
+            </m:sup>
+          </m:sSup>
+          <m:r>
+            <m:t xml:space="preserve">=</m:t>
+          </m:r>
+          <m:sSup>
+            <m:e>
+              <m:r>
+                <m:t xml:space="preserve">γ</m:t>
+              </m:r>
+            </m:e>
+            <m:sup>
+              <m:r>
+                <m:t xml:space="preserve">2</m:t>
+              </m:r>
+            </m:sup>
+          </m:sSup>
+          <m:sSup>
+            <m:e>
+              <m:r>
+                <m:t xml:space="preserve">m</m:t>
+              </m:r>
+            </m:e>
+            <m:sup>
+              <m:r>
+                <m:t xml:space="preserve">2</m:t>
+              </m:r>
+            </m:sup>
+          </m:sSup>
+          <m:sSup>
+            <m:e>
+              <m:r>
+                <m:t xml:space="preserve">c</m:t>
+              </m:r>
+            </m:e>
+            <m:sup>
+              <m:r>
+                <m:t xml:space="preserve">4</m:t>
+              </m:r>
+            </m:sup>
+          </m:sSup>
+          <m:d>
+            <m:dPr/>
+            <m:e>
+              <m:r>
+                <m:t xml:space="preserve">1</m:t>
+              </m:r>
+              <m:r>
+                <m:t xml:space="preserve">−</m:t>
+              </m:r>
+              <m:sSup>
+                <m:e>
+                  <m:r>
+                    <m:t xml:space="preserve">β</m:t>
+                  </m:r>
+                </m:e>
+                <m:sup>
+                  <m:r>
+                    <m:t xml:space="preserve">2</m:t>
+                  </m:r>
+                </m:sup>
+              </m:sSup>
+            </m:e>
+          </m:d>
+          <m:r>
+            <m:t xml:space="preserve">=</m:t>
+          </m:r>
+          <m:sSup>
+            <m:e>
+              <m:r>
+                <m:t xml:space="preserve">m</m:t>
+              </m:r>
+            </m:e>
+            <m:sup>
+              <m:r>
+                <m:t xml:space="preserve">2</m:t>
+              </m:r>
+            </m:sup>
+          </m:sSup>
+          <m:sSup>
+            <m:e>
+              <m:r>
+                <m:t xml:space="preserve">c</m:t>
+              </m:r>
+            </m:e>
+            <m:sup>
+              <m:r>
+                <m:t xml:space="preserve">4</m:t>
+              </m:r>
+            </m:sup>
+          </m:sSup>
         </m:oMath>
       </m:oMathPara>
     </w:p>
@@ -1301,9 +2323,63 @@
       </w:pPr>
       <m:oMathPara>
         <m:oMath>
+          <m:f>
+            <m:num>
+              <m:r>
+                <m:t xml:space="preserve">v</m:t>
+              </m:r>
+            </m:num>
+            <m:den>
+              <m:r>
+                <m:t xml:space="preserve">c</m:t>
+              </m:r>
+            </m:den>
+          </m:f>
           <m:r>
-            <m:t xml:space="preserve">v/c = pc/E,    γ = E/mc²</m:t>
+            <m:t xml:space="preserve">=</m:t>
           </m:r>
+          <m:f>
+            <m:num>
+              <m:r>
+                <m:t xml:space="preserve">pc</m:t>
+              </m:r>
+            </m:num>
+            <m:den>
+              <m:r>
+                <m:t xml:space="preserve">E</m:t>
+              </m:r>
+            </m:den>
+          </m:f>
+          <m:r>
+            <m:t xml:space="preserve">,</m:t>
+          </m:r>
+          <m:r>
+            <m:t xml:space="preserve">γ</m:t>
+          </m:r>
+          <m:r>
+            <m:t xml:space="preserve">=</m:t>
+          </m:r>
+          <m:f>
+            <m:num>
+              <m:r>
+                <m:t xml:space="preserve">E</m:t>
+              </m:r>
+            </m:num>
+            <m:den>
+              <m:sSup>
+                <m:e>
+                  <m:r>
+                    <m:t xml:space="preserve">mc</m:t>
+                  </m:r>
+                </m:e>
+                <m:sup>
+                  <m:r>
+                    <m:t xml:space="preserve">2</m:t>
+                  </m:r>
+                </m:sup>
+              </m:sSup>
+            </m:den>
+          </m:f>
         </m:oMath>
       </m:oMathPara>
     </w:p>
@@ -1729,7 +2805,64 @@
       <m:oMathPara>
         <m:oMath>
           <m:r>
-            <m:t xml:space="preserve">ℏc = 197.327 MeV fm,    ℏ = 6.582 × 10⁻²² MeV s</m:t>
+            <m:t xml:space="preserve">ℏc</m:t>
+          </m:r>
+          <m:r>
+            <m:t xml:space="preserve">=</m:t>
+          </m:r>
+          <m:r>
+            <m:t xml:space="preserve">197.327</m:t>
+          </m:r>
+          <m:r>
+            <m:t xml:space="preserve"> </m:t>
+          </m:r>
+          <m:r>
+            <m:t xml:space="preserve">MeV</m:t>
+          </m:r>
+          <m:r>
+            <m:t xml:space="preserve"> </m:t>
+          </m:r>
+          <m:r>
+            <m:t xml:space="preserve">fm</m:t>
+          </m:r>
+          <m:r>
+            <m:t xml:space="preserve">,</m:t>
+          </m:r>
+          <m:r>
+            <m:t xml:space="preserve">ℏ</m:t>
+          </m:r>
+          <m:r>
+            <m:t xml:space="preserve">=</m:t>
+          </m:r>
+          <m:r>
+            <m:t xml:space="preserve">6.582</m:t>
+          </m:r>
+          <m:r>
+            <m:t xml:space="preserve">×</m:t>
+          </m:r>
+          <m:sSup>
+            <m:e>
+              <m:r>
+                <m:t xml:space="preserve">10</m:t>
+              </m:r>
+            </m:e>
+            <m:sup>
+              <m:r>
+                <m:t xml:space="preserve">−22</m:t>
+              </m:r>
+            </m:sup>
+          </m:sSup>
+          <m:r>
+            <m:t xml:space="preserve"> </m:t>
+          </m:r>
+          <m:r>
+            <m:t xml:space="preserve">MeV</m:t>
+          </m:r>
+          <m:r>
+            <m:t xml:space="preserve"> </m:t>
+          </m:r>
+          <m:r>
+            <m:t xml:space="preserve">s</m:t>
           </m:r>
         </m:oMath>
       </m:oMathPara>
@@ -1760,8 +2893,47 @@
       <m:oMathPara>
         <m:oMath>
           <m:r>
-            <m:t xml:space="preserve">α = e²/(4π) ≈ 1/137.036</m:t>
+            <m:t xml:space="preserve">α</m:t>
           </m:r>
+          <m:r>
+            <m:t xml:space="preserve">=</m:t>
+          </m:r>
+          <m:f>
+            <m:num>
+              <m:sSup>
+                <m:e>
+                  <m:r>
+                    <m:t xml:space="preserve">e</m:t>
+                  </m:r>
+                </m:e>
+                <m:sup>
+                  <m:r>
+                    <m:t xml:space="preserve">2</m:t>
+                  </m:r>
+                </m:sup>
+              </m:sSup>
+            </m:num>
+            <m:den>
+              <m:r>
+                <m:t xml:space="preserve">4π</m:t>
+              </m:r>
+            </m:den>
+          </m:f>
+          <m:r>
+            <m:t xml:space="preserve">≈</m:t>
+          </m:r>
+          <m:f>
+            <m:num>
+              <m:r>
+                <m:t xml:space="preserve">1</m:t>
+              </m:r>
+            </m:num>
+            <m:den>
+              <m:r>
+                <m:t xml:space="preserve">137.036</m:t>
+              </m:r>
+            </m:den>
+          </m:f>
         </m:oMath>
       </m:oMathPara>
     </w:p>
@@ -1812,8 +2984,108 @@
       <m:oMathPara>
         <m:oMath>
           <m:r>
-            <m:t xml:space="preserve">E′ = γ(E − v pₓ),    pₓ′ = γ(pₓ − v E),    pᵧ′ = pᵧ,    p_z′ = p_z</m:t>
+            <m:t xml:space="preserve">E′</m:t>
           </m:r>
+          <m:r>
+            <m:t xml:space="preserve">=</m:t>
+          </m:r>
+          <m:r>
+            <m:t xml:space="preserve">γ</m:t>
+          </m:r>
+          <m:d>
+            <m:dPr/>
+            <m:e>
+              <m:r>
+                <m:t xml:space="preserve">E</m:t>
+              </m:r>
+              <m:r>
+                <m:t xml:space="preserve">−</m:t>
+              </m:r>
+              <m:r>
+                <m:t xml:space="preserve">v</m:t>
+              </m:r>
+              <m:r>
+                <m:t xml:space="preserve"> </m:t>
+              </m:r>
+              <m:r>
+                <m:t xml:space="preserve">pₓ</m:t>
+              </m:r>
+            </m:e>
+          </m:d>
+          <m:r>
+            <m:t xml:space="preserve">,</m:t>
+          </m:r>
+          <m:r>
+            <m:t xml:space="preserve">pₓ′</m:t>
+          </m:r>
+          <m:r>
+            <m:t xml:space="preserve">=</m:t>
+          </m:r>
+          <m:r>
+            <m:t xml:space="preserve">γ</m:t>
+          </m:r>
+          <m:d>
+            <m:dPr/>
+            <m:e>
+              <m:r>
+                <m:t xml:space="preserve">pₓ</m:t>
+              </m:r>
+              <m:r>
+                <m:t xml:space="preserve">−</m:t>
+              </m:r>
+              <m:r>
+                <m:t xml:space="preserve">v</m:t>
+              </m:r>
+              <m:r>
+                <m:t xml:space="preserve"> </m:t>
+              </m:r>
+              <m:r>
+                <m:t xml:space="preserve">E</m:t>
+              </m:r>
+            </m:e>
+          </m:d>
+          <m:r>
+            <m:t xml:space="preserve">,</m:t>
+          </m:r>
+          <m:r>
+            <m:t xml:space="preserve">pᵧ′</m:t>
+          </m:r>
+          <m:r>
+            <m:t xml:space="preserve">=</m:t>
+          </m:r>
+          <m:r>
+            <m:t xml:space="preserve">pᵧ</m:t>
+          </m:r>
+          <m:r>
+            <m:t xml:space="preserve">,</m:t>
+          </m:r>
+          <m:sSub>
+            <m:e>
+              <m:r>
+                <m:t xml:space="preserve">p</m:t>
+              </m:r>
+            </m:e>
+            <m:sub>
+              <m:r>
+                <m:t xml:space="preserve">z′</m:t>
+              </m:r>
+            </m:sub>
+          </m:sSub>
+          <m:r>
+            <m:t xml:space="preserve">=</m:t>
+          </m:r>
+          <m:sSub>
+            <m:e>
+              <m:r>
+                <m:t xml:space="preserve">p</m:t>
+              </m:r>
+            </m:e>
+            <m:sub>
+              <m:r>
+                <m:t xml:space="preserve">z</m:t>
+              </m:r>
+            </m:sub>
+          </m:sSub>
         </m:oMath>
       </m:oMathPara>
     </w:p>
@@ -1843,8 +3115,49 @@
       <m:oMathPara>
         <m:oMath>
           <m:r>
-            <m:t xml:space="preserve">ω′ = ω √((1 − v)/(1 + v))</m:t>
+            <m:t xml:space="preserve">ω′</m:t>
           </m:r>
+          <m:r>
+            <m:t xml:space="preserve">=</m:t>
+          </m:r>
+          <m:r>
+            <m:t xml:space="preserve">ω</m:t>
+          </m:r>
+          <m:r>
+            <m:t xml:space="preserve"> </m:t>
+          </m:r>
+          <m:r>
+            <m:t xml:space="preserve">√</m:t>
+          </m:r>
+          <m:d>
+            <m:dPr/>
+            <m:e>
+              <m:f>
+                <m:num>
+                  <m:r>
+                    <m:t xml:space="preserve">1</m:t>
+                  </m:r>
+                  <m:r>
+                    <m:t xml:space="preserve">−</m:t>
+                  </m:r>
+                  <m:r>
+                    <m:t xml:space="preserve">v</m:t>
+                  </m:r>
+                </m:num>
+                <m:den>
+                  <m:r>
+                    <m:t xml:space="preserve">1</m:t>
+                  </m:r>
+                  <m:r>
+                    <m:t xml:space="preserve">+</m:t>
+                  </m:r>
+                  <m:r>
+                    <m:t xml:space="preserve">v</m:t>
+                  </m:r>
+                </m:den>
+              </m:f>
+            </m:e>
+          </m:d>
         </m:oMath>
       </m:oMathPara>
     </w:p>
@@ -1882,8 +3195,61 @@
       <m:oMathPara>
         <m:oMath>
           <m:r>
-            <m:t xml:space="preserve">s = M² = E² − |p|²</m:t>
+            <m:t xml:space="preserve">s</m:t>
           </m:r>
+          <m:r>
+            <m:t xml:space="preserve">=</m:t>
+          </m:r>
+          <m:sSup>
+            <m:e>
+              <m:r>
+                <m:t xml:space="preserve">M</m:t>
+              </m:r>
+            </m:e>
+            <m:sup>
+              <m:r>
+                <m:t xml:space="preserve">2</m:t>
+              </m:r>
+            </m:sup>
+          </m:sSup>
+          <m:r>
+            <m:t xml:space="preserve">=</m:t>
+          </m:r>
+          <m:sSup>
+            <m:e>
+              <m:r>
+                <m:t xml:space="preserve">E</m:t>
+              </m:r>
+            </m:e>
+            <m:sup>
+              <m:r>
+                <m:t xml:space="preserve">2</m:t>
+              </m:r>
+            </m:sup>
+          </m:sSup>
+          <m:r>
+            <m:t xml:space="preserve">−</m:t>
+          </m:r>
+          <m:sSup>
+            <m:e>
+              <m:d>
+                <m:dPr>
+                  <m:begChr m:val="|"/>
+                  <m:endChr m:val="|"/>
+                </m:dPr>
+                <m:e>
+                  <m:r>
+                    <m:t xml:space="preserve">p</m:t>
+                  </m:r>
+                </m:e>
+              </m:d>
+            </m:e>
+            <m:sup>
+              <m:r>
+                <m:t xml:space="preserve">2</m:t>
+              </m:r>
+            </m:sup>
+          </m:sSup>
         </m:oMath>
       </m:oMathPara>
     </w:p>
@@ -1912,9 +3278,136 @@
       </w:pPr>
       <m:oMathPara>
         <m:oMath>
+          <m:sSub>
+            <m:e>
+              <m:r>
+                <m:t xml:space="preserve">E</m:t>
+              </m:r>
+            </m:e>
+            <m:sub>
+              <m:r>
+                <m:t xml:space="preserve">1</m:t>
+              </m:r>
+            </m:sub>
+          </m:sSub>
           <m:r>
-            <m:t xml:space="preserve">E₁ = (M² + m₁² − m₂²)/(2M),    p = √(E₁² − m₁²)</m:t>
+            <m:t xml:space="preserve">=</m:t>
           </m:r>
+          <m:f>
+            <m:num>
+              <m:sSup>
+                <m:e>
+                  <m:r>
+                    <m:t xml:space="preserve">M</m:t>
+                  </m:r>
+                </m:e>
+                <m:sup>
+                  <m:r>
+                    <m:t xml:space="preserve">2</m:t>
+                  </m:r>
+                </m:sup>
+              </m:sSup>
+              <m:r>
+                <m:t xml:space="preserve">+</m:t>
+              </m:r>
+              <m:sSubSup>
+                <m:e>
+                  <m:r>
+                    <m:t xml:space="preserve">m</m:t>
+                  </m:r>
+                </m:e>
+                <m:sub>
+                  <m:r>
+                    <m:t xml:space="preserve">1</m:t>
+                  </m:r>
+                </m:sub>
+                <m:sup>
+                  <m:r>
+                    <m:t xml:space="preserve">2</m:t>
+                  </m:r>
+                </m:sup>
+              </m:sSubSup>
+              <m:r>
+                <m:t xml:space="preserve">−</m:t>
+              </m:r>
+              <m:sSubSup>
+                <m:e>
+                  <m:r>
+                    <m:t xml:space="preserve">m</m:t>
+                  </m:r>
+                </m:e>
+                <m:sub>
+                  <m:r>
+                    <m:t xml:space="preserve">2</m:t>
+                  </m:r>
+                </m:sub>
+                <m:sup>
+                  <m:r>
+                    <m:t xml:space="preserve">2</m:t>
+                  </m:r>
+                </m:sup>
+              </m:sSubSup>
+            </m:num>
+            <m:den>
+              <m:r>
+                <m:t xml:space="preserve">2M</m:t>
+              </m:r>
+            </m:den>
+          </m:f>
+          <m:r>
+            <m:t xml:space="preserve">,</m:t>
+          </m:r>
+          <m:r>
+            <m:t xml:space="preserve">p</m:t>
+          </m:r>
+          <m:r>
+            <m:t xml:space="preserve">=</m:t>
+          </m:r>
+          <m:r>
+            <m:t xml:space="preserve">√</m:t>
+          </m:r>
+          <m:d>
+            <m:dPr/>
+            <m:e>
+              <m:sSubSup>
+                <m:e>
+                  <m:r>
+                    <m:t xml:space="preserve">E</m:t>
+                  </m:r>
+                </m:e>
+                <m:sub>
+                  <m:r>
+                    <m:t xml:space="preserve">1</m:t>
+                  </m:r>
+                </m:sub>
+                <m:sup>
+                  <m:r>
+                    <m:t xml:space="preserve">2</m:t>
+                  </m:r>
+                </m:sup>
+              </m:sSubSup>
+              <m:r>
+                <m:t xml:space="preserve">−</m:t>
+              </m:r>
+              <m:sSubSup>
+                <m:e>
+                  <m:r>
+                    <m:t xml:space="preserve">m</m:t>
+                  </m:r>
+                </m:e>
+                <m:sub>
+                  <m:r>
+                    <m:t xml:space="preserve">1</m:t>
+                  </m:r>
+                </m:sub>
+                <m:sup>
+                  <m:r>
+                    <m:t xml:space="preserve">2</m:t>
+                  </m:r>
+                </m:sup>
+              </m:sSubSup>
+            </m:e>
+          </m:d>
         </m:oMath>
       </m:oMathPara>
     </w:p>
